--- a/Doku/admin_handbook.docx
+++ b/Doku/admin_handbook.docx
@@ -82,10 +82,7 @@
     </w:p>
     <w:p>
       <w:r>
-        <w:t xml:space="preserve">This handbook explains how an Admin uses the web application to manage students, teachers, schools, donors, scholarships, reports, and branding. It focuses on the day-to-day workflows </w:t>
-      </w:r>
-      <w:r>
-        <w:t>available in the frontend.</w:t>
+        <w:t>This handbook explains how an Admin uses the web application to manage students, teachers, schools, donors, scholarships, reports, and branding. It focuses on the day-to-day workflows available in the frontend.</w:t>
       </w:r>
     </w:p>
     <w:p>
@@ -106,10 +103,7 @@
         <w:pStyle w:val="Heading2"/>
       </w:pPr>
       <w:r>
-        <w:t xml:space="preserve">2. Logging In and </w:t>
-      </w:r>
-      <w:r>
-        <w:t>Navigation</w:t>
+        <w:t>2. Logging In and Navigation</w:t>
       </w:r>
     </w:p>
     <w:p>
@@ -125,7 +119,13 @@
         <w:t xml:space="preserve">1. Open the login page (e.g., </w:t>
       </w:r>
       <w:r>
-        <w:t>https://donor-dashboard-one.vercel.app/</w:t>
+        <w:t>https://dashboard</w:t>
+      </w:r>
+      <w:r>
+        <w:t>.icarethailand.com</w:t>
+      </w:r>
+      <w:r>
+        <w:t>/</w:t>
       </w:r>
       <w:r>
         <w:t>).</w:t>
@@ -140,7 +140,19 @@
       </w:r>
       <w:r>
         <w:br/>
-        <w:t>4. If credentials are valid, you will be redirected to the Admin dashboard.</w:t>
+        <w:t xml:space="preserve">4. If credentials are valid, you will be redirected to the </w:t>
+      </w:r>
+      <w:r>
+        <w:t>iCare Impact Center /</w:t>
+      </w:r>
+      <w:r>
+        <w:t xml:space="preserve"> </w:t>
+      </w:r>
+      <w:r>
+        <w:t>D</w:t>
+      </w:r>
+      <w:r>
+        <w:t>ashboard.</w:t>
       </w:r>
     </w:p>
     <w:p>
@@ -153,10 +165,7 @@
     </w:p>
     <w:p>
       <w:r>
-        <w:t xml:space="preserve">After logging in, </w:t>
-      </w:r>
-      <w:r>
-        <w:t>you see the main application shell. The left sidebar navigation contains role-based menu items. As Admin you typically see:</w:t>
+        <w:t>After logging in, you see the main application shell. The left sidebar navigation contains role-based menu items. As Admin you typically see:</w:t>
       </w:r>
     </w:p>
     <w:p>
@@ -172,10 +181,7 @@
         <w:pStyle w:val="ListBullet"/>
       </w:pPr>
       <w:r>
-        <w:t>Students – list of all students with lin</w:t>
-      </w:r>
-      <w:r>
-        <w:t>ks to detail views.</w:t>
+        <w:t>Students – list of all students with links to detail views.</w:t>
       </w:r>
     </w:p>
     <w:p>
@@ -215,17 +221,11 @@
         <w:pStyle w:val="ListBullet"/>
       </w:pPr>
       <w:r>
-        <w:t xml:space="preserve">Reports – </w:t>
-      </w:r>
-      <w:r>
-        <w:t xml:space="preserve">(under Admin </w:t>
+        <w:t xml:space="preserve">Reports – (under Admin </w:t>
       </w:r>
       <w:proofErr w:type="gramStart"/>
       <w:r>
-        <w:t xml:space="preserve">settings) </w:t>
-      </w:r>
-      <w:r>
-        <w:t xml:space="preserve"> comprehensive</w:t>
+        <w:t>settings)  comprehensive</w:t>
       </w:r>
       <w:proofErr w:type="gramEnd"/>
       <w:r>
@@ -237,13 +237,7 @@
         <w:pStyle w:val="ListBullet"/>
       </w:pPr>
       <w:r>
-        <w:t xml:space="preserve">Grant Types – </w:t>
-      </w:r>
-      <w:r>
-        <w:t>master list of scholarshi</w:t>
-      </w:r>
-      <w:r>
-        <w:t>p/grant types.</w:t>
+        <w:t>Grant Types – master list of scholarship/grant types.</w:t>
       </w:r>
     </w:p>
     <w:p>
@@ -281,10 +275,7 @@
         <w:pStyle w:val="Heading3"/>
       </w:pPr>
       <w:r>
-        <w:t>3.1 V</w:t>
-      </w:r>
-      <w:r>
-        <w:t>iewing All Students</w:t>
+        <w:t>3.1 Viewing All Students</w:t>
       </w:r>
     </w:p>
     <w:p>
@@ -302,10 +293,7 @@
         <w:pStyle w:val="ListBullet"/>
       </w:pPr>
       <w:r>
-        <w:t>Click on th</w:t>
-      </w:r>
-      <w:r>
-        <w:t>e student’s name to open the detailed student view.</w:t>
+        <w:t>Click on the student’s name to open the detailed student view.</w:t>
       </w:r>
     </w:p>
     <w:p>
@@ -337,10 +325,7 @@
         <w:pStyle w:val="ListBullet"/>
       </w:pPr>
       <w:r>
-        <w:t xml:space="preserve">Add a new </w:t>
-      </w:r>
-      <w:r>
-        <w:t>student via the "Add student" button.</w:t>
+        <w:t>Add a new student via the "Add student" button.</w:t>
       </w:r>
     </w:p>
     <w:p>
@@ -361,10 +346,7 @@
       </w:r>
       <w:r>
         <w:br/>
-        <w:t>3. Fill out the form fields: name, nickname (optional donor-facing name), school, grade level, village, birthdate, expected monthly support,</w:t>
-      </w:r>
-      <w:r>
-        <w:t xml:space="preserve"> guardian name, phone, address, and Line/WhatsApp.</w:t>
+        <w:t>3. Fill out the form fields: name, nickname (optional donor-facing name), school, grade level, village, birthdate, expected monthly support, guardian name, phone, address, and Line/WhatsApp.</w:t>
       </w:r>
       <w:r>
         <w:br/>
@@ -389,10 +371,7 @@
       </w:r>
       <w:r>
         <w:br/>
-        <w:t>2. On t</w:t>
-      </w:r>
-      <w:r>
-        <w:t>he Student details page, edit the desired fields: contact information, assignments, bio, etc.</w:t>
+        <w:t>2. On the Student details page, edit the desired fields: contact information, assignments, bio, etc.</w:t>
       </w:r>
       <w:r>
         <w:br/>
@@ -413,10 +392,7 @@
     </w:p>
     <w:p>
       <w:r>
-        <w:t>Withi</w:t>
-      </w:r>
-      <w:r>
-        <w:t>n the Student details page, you can see two tables below the main information:</w:t>
+        <w:t>Within the Student details page, you can see two tables below the main information:</w:t>
       </w:r>
     </w:p>
     <w:p>
@@ -432,10 +408,7 @@
         <w:pStyle w:val="ListBullet"/>
       </w:pPr>
       <w:r>
-        <w:t>Term updates / reports – lists term-based reports w</w:t>
-      </w:r>
-      <w:r>
-        <w:t>ith date, summary, and photos (if available). You can click through to edit or review them from their dedicated pages.</w:t>
+        <w:t>Term updates / reports – lists term-based reports with date, summary, and photos (if available). You can click through to edit or review them from their dedicated pages.</w:t>
       </w:r>
     </w:p>
     <w:p>
@@ -457,10 +430,7 @@
         <w:pStyle w:val="ListBullet"/>
       </w:pPr>
       <w:r>
-        <w:t>They have at least one active scholarship (status 'active</w:t>
-      </w:r>
-      <w:r>
-        <w:t>' or period_end in the future, or no period_end), and</w:t>
+        <w:t>They have at least one active scholarship (status 'active' or period_end in the future, or no period_end), and</w:t>
       </w:r>
     </w:p>
     <w:p>
@@ -477,10 +447,7 @@
     </w:p>
     <w:p>
       <w:r>
-        <w:t xml:space="preserve">Counts of overdue reports are shown both on the Admin dashboard </w:t>
-      </w:r>
-      <w:r>
-        <w:t>and in the Students overview table.</w:t>
+        <w:t>Counts of overdue reports are shown both on the Admin dashboard and in the Students overview table.</w:t>
       </w:r>
     </w:p>
     <w:p>
@@ -501,10 +468,7 @@
     </w:p>
     <w:p>
       <w:r>
-        <w:t>The Teachers page lists teacher profiles (which correspond to user profiles with the teacher role). Admins can assign students to teachers and check which students are assigned</w:t>
-      </w:r>
-      <w:r>
-        <w:t xml:space="preserve"> to whom.</w:t>
+        <w:t>The Teachers page lists teacher profiles (which correspond to user profiles with the teacher role). Admins can assign students to teachers and check which students are assigned to whom.</w:t>
       </w:r>
     </w:p>
     <w:p>
@@ -522,10 +486,7 @@
     </w:p>
     <w:p>
       <w:r>
-        <w:t>1. Go to Admin → Schoo</w:t>
-      </w:r>
-      <w:r>
-        <w:t>ls.</w:t>
+        <w:t>1. Go to Admin → Schools.</w:t>
       </w:r>
       <w:r>
         <w:br/>
@@ -558,10 +519,7 @@
     </w:p>
     <w:p>
       <w:r>
-        <w:t xml:space="preserve">1. Navigate to Admin → </w:t>
-      </w:r>
-      <w:r>
-        <w:t>Donors.</w:t>
+        <w:t>1. Navigate to Admin → Donors.</w:t>
       </w:r>
       <w:r>
         <w:br/>
@@ -577,10 +535,7 @@
         <w:pStyle w:val="Heading3"/>
       </w:pPr>
       <w:r>
-        <w:t>5.2 Linking Donors to Aut</w:t>
-      </w:r>
-      <w:r>
-        <w:t>h Users via Invite</w:t>
+        <w:t>5.2 Linking Donors to Auth Users via Invite</w:t>
       </w:r>
     </w:p>
     <w:p>
@@ -613,10 +568,7 @@
       </w:r>
       <w:r>
         <w:br/>
-        <w:t xml:space="preserve">  • Checks if a profi</w:t>
-      </w:r>
-      <w:r>
-        <w:t>le already exists for the email.</w:t>
+        <w:t xml:space="preserve">  • Checks if a profile already exists for the email.</w:t>
       </w:r>
       <w:r>
         <w:br/>
@@ -636,10 +588,7 @@
     </w:p>
     <w:p>
       <w:r>
-        <w:t xml:space="preserve">The donor receives an email with a link to set their password (or </w:t>
-      </w:r>
-      <w:r>
-        <w:t>accept the invite), after which they can log into the donor dashboard.</w:t>
+        <w:t>The donor receives an email with a link to set their password (or accept the invite), after which they can log into the donor dashboard.</w:t>
       </w:r>
     </w:p>
     <w:p>
@@ -660,10 +609,7 @@
     </w:p>
     <w:p>
       <w:r>
-        <w:t>Grant types define the different kinds of scholarships or sponsorships (e.g., "Primary School Scholarship", "High School Boar</w:t>
-      </w:r>
-      <w:r>
-        <w:t>ding", etc.).</w:t>
+        <w:t>Grant types define the different kinds of scholarships or sponsorships (e.g., "Primary School Scholarship", "High School Boarding", etc.).</w:t>
       </w:r>
     </w:p>
     <w:p>
@@ -708,10 +654,7 @@
         <w:pStyle w:val="Heading3"/>
       </w:pPr>
       <w:r>
-        <w:t>6</w:t>
-      </w:r>
-      <w:r>
-        <w:t>.2 Assigning Scholarships to Students</w:t>
+        <w:t>6.2 Assigning Scholarships to Students</w:t>
       </w:r>
     </w:p>
     <w:p>
@@ -732,10 +675,7 @@
         <w:pStyle w:val="ListBullet"/>
       </w:pPr>
       <w:r>
-        <w:t>Use "Add scholarship" (or similar</w:t>
-      </w:r>
-      <w:r>
-        <w:t>) to create a new award, specifying period_start, period_end, amount, currency, and status.</w:t>
+        <w:t>Use "Add scholarship" (or similar) to create a new award, specifying period_start, period_end, amount, currency, and status.</w:t>
       </w:r>
     </w:p>
     <w:p>
@@ -748,13 +688,50 @@
     </w:p>
     <w:p>
       <w:r>
-        <w:t>These awards drive the "active scholarship" logic that determines which students should have up-to-date r</w:t>
-      </w:r>
-      <w:r>
-        <w:t>eports.</w:t>
+        <w:t>These awards drive the "active scholarship" logic that determines which students should have up-to-date reports.</w:t>
       </w:r>
     </w:p>
     <w:p>
+      <w:r>
+        <w:drawing>
+          <wp:inline distT="0" distB="0" distL="0" distR="0" wp14:anchorId="307FC8B7" wp14:editId="4C198A4A">
+            <wp:extent cx="5486400" cy="2823845"/>
+            <wp:effectExtent l="0" t="0" r="0" b="0"/>
+            <wp:docPr id="2" name="Picture 2"/>
+            <wp:cNvGraphicFramePr>
+              <a:graphicFrameLocks xmlns:a="http://schemas.openxmlformats.org/drawingml/2006/main" noChangeAspect="1"/>
+            </wp:cNvGraphicFramePr>
+            <a:graphic xmlns:a="http://schemas.openxmlformats.org/drawingml/2006/main">
+              <a:graphicData uri="http://schemas.openxmlformats.org/drawingml/2006/picture">
+                <pic:pic xmlns:pic="http://schemas.openxmlformats.org/drawingml/2006/picture">
+                  <pic:nvPicPr>
+                    <pic:cNvPr id="1" name=""/>
+                    <pic:cNvPicPr/>
+                  </pic:nvPicPr>
+                  <pic:blipFill>
+                    <a:blip r:embed="rId7"/>
+                    <a:stretch>
+                      <a:fillRect/>
+                    </a:stretch>
+                  </pic:blipFill>
+                  <pic:spPr>
+                    <a:xfrm>
+                      <a:off x="0" y="0"/>
+                      <a:ext cx="5486400" cy="2823845"/>
+                    </a:xfrm>
+                    <a:prstGeom prst="rect">
+                      <a:avLst/>
+                    </a:prstGeom>
+                  </pic:spPr>
+                </pic:pic>
+              </a:graphicData>
+            </a:graphic>
+          </wp:inline>
+        </w:drawing>
+      </w:r>
+    </w:p>
+    <w:p/>
+    <w:p>
       <w:pPr>
         <w:pStyle w:val="Heading2"/>
       </w:pPr>
@@ -788,10 +765,7 @@
         <w:pStyle w:val="ListBullet"/>
       </w:pPr>
       <w:r>
-        <w:t>info – narrative information abo</w:t>
-      </w:r>
-      <w:r>
-        <w:t>ut the student’s progress.</w:t>
+        <w:t>info – narrative information about the student’s progress.</w:t>
       </w:r>
     </w:p>
     <w:p>
@@ -823,10 +797,7 @@
         <w:pStyle w:val="ListBullet"/>
       </w:pPr>
       <w:r>
-        <w:t xml:space="preserve">donor_comment and </w:t>
-      </w:r>
-      <w:r>
-        <w:t>internal_note – optional textual comments.</w:t>
+        <w:t>donor_comment and internal_note – optional textual comments.</w:t>
       </w:r>
     </w:p>
     <w:p>
@@ -834,7 +805,6 @@
         <w:pStyle w:val="Heading3"/>
       </w:pPr>
       <w:r>
-        <w:lastRenderedPageBreak/>
         <w:t>7.2 Creating and Editing Reports as Admin</w:t>
       </w:r>
     </w:p>
@@ -849,10 +819,7 @@
       </w:r>
       <w:r>
         <w:br/>
-        <w:t>2. In the Ter</w:t>
-      </w:r>
-      <w:r>
-        <w:t>m updates / reports section, click through to create a new report (AdminNewReportPage) or edit an existing one (AdminEditReportPage).</w:t>
+        <w:t>2. In the Term updates / reports section, click through to create a new report (AdminNewReportPage) or edit an existing one (AdminEditReportPage).</w:t>
       </w:r>
       <w:r>
         <w:br/>
@@ -860,10 +827,7 @@
       </w:r>
       <w:r>
         <w:br/>
-        <w:t>4. I</w:t>
-      </w:r>
-      <w:r>
-        <w:t>ndicate which photos can be shared with donors by setting is_public=true for those items.</w:t>
+        <w:t>4. Indicate which photos can be shared with donors by setting is_public=true for those items.</w:t>
       </w:r>
       <w:r>
         <w:br/>
@@ -880,18 +844,12 @@
     </w:p>
     <w:p>
       <w:r>
-        <w:t xml:space="preserve">On the donor side, the Donor Dashboard and Donor Student Detail page load only donor-visible data. Typically, this </w:t>
-      </w:r>
-      <w:r>
-        <w:t>means only attachments where is_public=true and fields that are appropriate for donors (no internal-only notes).</w:t>
+        <w:t>On the donor side, the Donor Dashboard and Donor Student Detail page load only donor-visible data. Typically, this means only attachments where is_public=true and fields that are appropriate for donors (no internal-only notes).</w:t>
       </w:r>
     </w:p>
     <w:p>
       <w:r>
-        <w:t>The Donor Renew page can show a small gallery of recent photos across the donor’s current students to provide context and reinforce impact befo</w:t>
-      </w:r>
-      <w:r>
-        <w:t>re they submit a renewal or next-steps message.</w:t>
+        <w:t>The Donor Renew page can show a small gallery of recent photos across the donor’s current students to provide context and reinforce impact before they submit a renewal or next-steps message.</w:t>
       </w:r>
     </w:p>
     <w:p>
@@ -928,10 +886,7 @@
         <w:pStyle w:val="ListBullet"/>
       </w:pPr>
       <w:r>
-        <w:t>Primary and secondary colors – used for them</w:t>
-      </w:r>
-      <w:r>
-        <w:t>ing the UI.</w:t>
+        <w:t>Primary and secondary colors – used for theming the UI.</w:t>
       </w:r>
     </w:p>
     <w:p>
@@ -952,10 +907,8 @@
     </w:p>
     <w:p>
       <w:r>
-        <w:t>Go to Admin → Branding to update these fields. After saving, the UI</w:t>
-      </w:r>
-      <w:r>
-        <w:t xml:space="preserve"> refreshes to reflect new colors and branding.</w:t>
+        <w:lastRenderedPageBreak/>
+        <w:t>Go to Admin → Branding to update these fields. After saving, the UI refreshes to reflect new colors and branding.</w:t>
       </w:r>
     </w:p>
     <w:p>
@@ -976,10 +929,7 @@
         <w:pStyle w:val="ListBullet"/>
       </w:pPr>
       <w:r>
-        <w:t>The frontend calls the donor-renew-request Edge Function with the donor’s name, email, message, and selected grant</w:t>
-      </w:r>
-      <w:r>
-        <w:t xml:space="preserve"> type (if any).</w:t>
+        <w:t>The frontend calls the donor-renew-request Edge Function with the donor’s name, email, message, and selected grant type (if any).</w:t>
       </w:r>
     </w:p>
     <w:p>
@@ -1003,10 +953,7 @@
         <w:pStyle w:val="ListBullet"/>
       </w:pPr>
       <w:r>
-        <w:t xml:space="preserve">It sends an email via Resend to donor_contact_email, with the donor’s email in reply-to so staff can </w:t>
-      </w:r>
-      <w:r>
-        <w:t>reply directly.</w:t>
+        <w:t>It sends an email via Resend to donor_contact_email, with the donor’s email in reply-to so staff can reply directly.</w:t>
       </w:r>
     </w:p>
     <w:p>
@@ -1022,24 +969,51 @@
         <w:pStyle w:val="Heading2"/>
       </w:pPr>
       <w:r>
-        <w:lastRenderedPageBreak/>
         <w:t>9. User &amp; Role Management</w:t>
       </w:r>
     </w:p>
     <w:p>
       <w:r>
-        <w:t>The Users &amp; Roles section allows Admins to review which users exist and which roles they have. Common workflows include:</w:t>
+        <w:drawing>
+          <wp:inline distT="0" distB="0" distL="0" distR="0" wp14:anchorId="377880B4" wp14:editId="5EE64577">
+            <wp:extent cx="5486400" cy="3088640"/>
+            <wp:effectExtent l="0" t="0" r="0" b="0"/>
+            <wp:docPr id="6" name="Picture 6"/>
+            <wp:cNvGraphicFramePr>
+              <a:graphicFrameLocks xmlns:a="http://schemas.openxmlformats.org/drawingml/2006/main" noChangeAspect="1"/>
+            </wp:cNvGraphicFramePr>
+            <a:graphic xmlns:a="http://schemas.openxmlformats.org/drawingml/2006/main">
+              <a:graphicData uri="http://schemas.openxmlformats.org/drawingml/2006/picture">
+                <pic:pic xmlns:pic="http://schemas.openxmlformats.org/drawingml/2006/picture">
+                  <pic:nvPicPr>
+                    <pic:cNvPr id="1" name=""/>
+                    <pic:cNvPicPr/>
+                  </pic:nvPicPr>
+                  <pic:blipFill>
+                    <a:blip r:embed="rId8"/>
+                    <a:stretch>
+                      <a:fillRect/>
+                    </a:stretch>
+                  </pic:blipFill>
+                  <pic:spPr>
+                    <a:xfrm>
+                      <a:off x="0" y="0"/>
+                      <a:ext cx="5486400" cy="3088640"/>
+                    </a:xfrm>
+                    <a:prstGeom prst="rect">
+                      <a:avLst/>
+                    </a:prstGeom>
+                  </pic:spPr>
+                </pic:pic>
+              </a:graphicData>
+            </a:graphic>
+          </wp:inline>
+        </w:drawing>
       </w:r>
     </w:p>
     <w:p>
-      <w:pPr>
-        <w:pStyle w:val="ListBullet"/>
-      </w:pPr>
-      <w:r>
-        <w:t>Adding a new teacher (cr</w:t>
-      </w:r>
-      <w:r>
-        <w:t>eate user, assign teacher role, and link to profiles).</w:t>
+      <w:r>
+        <w:t>The Users &amp; Roles section allows Admins to review which users exist and which roles they have. Common workflows include:</w:t>
       </w:r>
     </w:p>
     <w:p>
@@ -1047,7 +1021,7 @@
         <w:pStyle w:val="ListBullet"/>
       </w:pPr>
       <w:r>
-        <w:t>Reviewing donors who already have dashboard access (donor role set).</w:t>
+        <w:t>Adding a new teacher (create user, assign teacher role, and link to profiles).</w:t>
       </w:r>
     </w:p>
     <w:p>
@@ -1055,52 +1029,55 @@
         <w:pStyle w:val="ListBullet"/>
       </w:pPr>
       <w:r>
-        <w:t>Ensuring admins have the correct 'admin' role.</w:t>
+        <w:t>Reviewing donors who already have dashboard access (donor role set).</w:t>
       </w:r>
     </w:p>
     <w:p>
-      <w:r>
-        <w:t>In case of role inconsistencies (e.g., donor invited but missing role), Admins can co</w:t>
-      </w:r>
-      <w:r>
-        <w:t>rrect person_roles directly.</w:t>
+      <w:pPr>
+        <w:pStyle w:val="ListBullet"/>
+      </w:pPr>
+      <w:r>
+        <w:t>Ensuring admins have the correct 'admin' role.</w:t>
       </w:r>
     </w:p>
     <w:p>
-      <w:pPr>
-        <w:pStyle w:val="Heading2"/>
-      </w:pPr>
-      <w:r>
-        <w:t>10. Onboarding Flows (Summary)</w:t>
+      <w:r>
+        <w:t>In case of role inconsistencies (e.g., donor invited but missing role), Admins can correct person_roles directly.</w:t>
       </w:r>
     </w:p>
     <w:p>
       <w:pPr>
-        <w:pStyle w:val="Heading3"/>
-      </w:pPr>
-      <w:r>
-        <w:t>10.1 New Admin</w:t>
+        <w:pStyle w:val="Heading2"/>
+      </w:pPr>
+      <w:r>
+        <w:lastRenderedPageBreak/>
+        <w:t>10. Onboarding Flows (Summary)</w:t>
       </w:r>
     </w:p>
     <w:p>
-      <w:r>
-        <w:t>Typically created by an existing Admin or via database seeding. Once the user has the 'admin' role, they can log in and access Admin routes.</w:t>
+      <w:pPr>
+        <w:pStyle w:val="Heading3"/>
+      </w:pPr>
+      <w:r>
+        <w:t>10.1 New Admin</w:t>
       </w:r>
     </w:p>
     <w:p>
-      <w:pPr>
-        <w:pStyle w:val="Heading3"/>
-      </w:pPr>
-      <w:r>
-        <w:t>10.2 New Teacher</w:t>
+      <w:r>
+        <w:t>Typically created by an existing Admin or via database seeding. Once the user has the 'admin' role, they can log in and access Admin routes.</w:t>
       </w:r>
     </w:p>
     <w:p>
-      <w:r>
-        <w:t xml:space="preserve">1. Create a user </w:t>
-      </w:r>
-      <w:r>
-        <w:t>account (or invite via Supabase).</w:t>
+      <w:pPr>
+        <w:pStyle w:val="Heading3"/>
+      </w:pPr>
+      <w:r>
+        <w:t>10.2 New Teacher</w:t>
+      </w:r>
+    </w:p>
+    <w:p>
+      <w:r>
+        <w:t>1. Create a user account (or invite via Supabase).</w:t>
       </w:r>
       <w:r>
         <w:br/>
@@ -1116,10 +1093,7 @@
       </w:r>
       <w:r>
         <w:br/>
-        <w:t>5. Teacher can then log in and manage their students from the T</w:t>
-      </w:r>
-      <w:r>
-        <w:t>eacher area.</w:t>
+        <w:t>5. Teacher can then log in and manage their students from the Teacher area.</w:t>
       </w:r>
     </w:p>
     <w:p>
@@ -1139,39 +1113,33 @@
         <w:t xml:space="preserve">2. </w:t>
       </w:r>
       <w:r>
-        <w:t>If the donors want</w:t>
-      </w:r>
+        <w:t xml:space="preserve">If the donors want online access: </w:t>
+      </w:r>
+      <w:r>
+        <w:t>Click the Invite/Enable button to call the invite-donor function.</w:t>
+      </w:r>
+      <w:r>
+        <w:br/>
+        <w:t>3. Donor receives invite email and completes onboarding by setting a password.</w:t>
+      </w:r>
+      <w:r>
+        <w:br/>
+        <w:t>4. Link the donor to students via scholarship awards or other internal processes.</w:t>
+      </w:r>
+      <w:r>
+        <w:br/>
+        <w:t>5. Donor logs in and sees their dashboard and student details.</w:t>
+      </w:r>
+    </w:p>
+    <w:p>
+      <w:r>
+        <w:t>This handbook will evolve alongside the application. Admins should keep a local version under version control and update it whenever new functionality is added or workflows change.</w:t>
+      </w:r>
+    </w:p>
+    <w:p/>
+    <w:p>
       <w:bookmarkStart w:id="0" w:name="_GoBack"/>
       <w:bookmarkEnd w:id="0"/>
-      <w:r>
-        <w:t xml:space="preserve"> online access: </w:t>
-      </w:r>
-      <w:r>
-        <w:t>Click the Invite/Enable button to call the invite-donor function.</w:t>
-      </w:r>
-      <w:r>
-        <w:br/>
-        <w:t>3. Donor receives invite email and completes onboarding by setting a password.</w:t>
-      </w:r>
-      <w:r>
-        <w:br/>
-        <w:t>4. Link the donor to students via sc</w:t>
-      </w:r>
-      <w:r>
-        <w:t>holarship awards or other internal processes.</w:t>
-      </w:r>
-      <w:r>
-        <w:br/>
-        <w:t>5. Donor logs in and sees their dashboard and student details.</w:t>
-      </w:r>
-    </w:p>
-    <w:p>
-      <w:r>
-        <w:t>This handbook will evolve alongside the application. Admins should keep a local version under version control and update it whenever new functional</w:t>
-      </w:r>
-      <w:r>
-        <w:t>ity is added or workflows change.</w:t>
-      </w:r>
     </w:p>
     <w:sectPr>
       <w:pgSz w:w="12240" w:h="15840"/>
@@ -1185,6 +1153,32 @@
 
 <file path=word/numbering.xml><?xml version="1.0" encoding="utf-8"?>
 <w:numbering xmlns:wpc="http://schemas.microsoft.com/office/word/2010/wordprocessingCanvas" xmlns:cx="http://schemas.microsoft.com/office/drawing/2014/chartex" xmlns:cx1="http://schemas.microsoft.com/office/drawing/2015/9/8/chartex" xmlns:cx2="http://schemas.microsoft.com/office/drawing/2015/10/21/chartex" xmlns:cx3="http://schemas.microsoft.com/office/drawing/2016/5/9/chartex" xmlns:cx4="http://schemas.microsoft.com/office/drawing/2016/5/10/chartex" xmlns:cx5="http://schemas.microsoft.com/office/drawing/2016/5/11/chartex" xmlns:cx6="http://schemas.microsoft.com/office/drawing/2016/5/12/chartex" xmlns:cx7="http://schemas.microsoft.com/office/drawing/2016/5/13/chartex" xmlns:cx8="http://schemas.microsoft.com/office/drawing/2016/5/14/chartex" xmlns:mc="http://schemas.openxmlformats.org/markup-compatibility/2006" xmlns:aink="http://schemas.microsoft.com/office/drawing/2016/ink" xmlns:am3d="http://schemas.microsoft.com/office/drawing/2017/model3d" xmlns:o="urn:schemas-microsoft-com:office:office" xmlns:r="http://schemas.openxmlformats.org/officeDocument/2006/relationships" xmlns:m="http://schemas.openxmlformats.org/officeDocument/2006/math" xmlns:v="urn:schemas-microsoft-com:vml" xmlns:wp14="http://schemas.microsoft.com/office/word/2010/wordprocessingDrawing" xmlns:wp="http://schemas.openxmlformats.org/drawingml/2006/wordprocessingDrawing" xmlns:w10="urn:schemas-microsoft-com:office:word" xmlns:w="http://schemas.openxmlformats.org/wordprocessingml/2006/main" xmlns:w14="http://schemas.microsoft.com/office/word/2010/wordml" xmlns:w15="http://schemas.microsoft.com/office/word/2012/wordml" xmlns:w16cid="http://schemas.microsoft.com/office/word/2016/wordml/cid" xmlns:w16se="http://schemas.microsoft.com/office/word/2015/wordml/symex" xmlns:wpg="http://schemas.microsoft.com/office/word/2010/wordprocessingGroup" xmlns:wpi="http://schemas.microsoft.com/office/word/2010/wordprocessingInk" xmlns:wne="http://schemas.microsoft.com/office/word/2006/wordml" xmlns:wps="http://schemas.microsoft.com/office/word/2010/wordprocessingShape" mc:Ignorable="w14 w15 w16se w16cid wp14">
+  <w:numPicBullet w:numPicBulletId="0">
+    <w:pict>
+      <v:shapetype id="_x0000_t75" coordsize="21600,21600" o:spt="75" o:preferrelative="t" path="m@4@5l@4@11@9@11@9@5xe" filled="f" stroked="f">
+        <v:stroke joinstyle="miter"/>
+        <v:formulas>
+          <v:f eqn="if lineDrawn pixelLineWidth 0"/>
+          <v:f eqn="sum @0 1 0"/>
+          <v:f eqn="sum 0 0 @1"/>
+          <v:f eqn="prod @2 1 2"/>
+          <v:f eqn="prod @3 21600 pixelWidth"/>
+          <v:f eqn="prod @3 21600 pixelHeight"/>
+          <v:f eqn="sum @0 0 1"/>
+          <v:f eqn="prod @6 1 2"/>
+          <v:f eqn="prod @7 21600 pixelWidth"/>
+          <v:f eqn="sum @8 21600 0"/>
+          <v:f eqn="prod @7 21600 pixelHeight"/>
+          <v:f eqn="sum @10 21600 0"/>
+        </v:formulas>
+        <v:path o:extrusionok="f" gradientshapeok="t" o:connecttype="rect"/>
+        <o:lock v:ext="edit" aspectratio="t"/>
+      </v:shapetype>
+      <v:shape id="_x0000_i1029" type="#_x0000_t75" style="width:4.5pt;height:1.5pt;visibility:visible;mso-wrap-style:square" o:bullet="t">
+        <v:imagedata r:id="rId1" o:title=""/>
+      </v:shape>
+    </w:pict>
+  </w:numPicBullet>
   <w:abstractNum w:abstractNumId="0" w15:restartNumberingAfterBreak="0">
     <w:nsid w:val="FFFFFF7C"/>
     <w:multiLevelType w:val="singleLevel"/>
@@ -1671,10 +1665,6 @@
     <w:lsdException w:name="Book Title" w:uiPriority="33" w:qFormat="1"/>
     <w:lsdException w:name="Bibliography" w:semiHidden="1" w:uiPriority="37" w:unhideWhenUsed="1"/>
     <w:lsdException w:name="TOC Heading" w:semiHidden="1" w:uiPriority="39" w:unhideWhenUsed="1" w:qFormat="1"/>
-    <w:lsdException w:name="Grid Table Light" w:semiHidden="1" w:unhideWhenUsed="1"/>
-    <w:lsdException w:name="Grid Table 1 Light" w:semiHidden="1" w:unhideWhenUsed="1"/>
-    <w:lsdException w:name="Grid Table 2" w:semiHidden="1" w:unhideWhenUsed="1"/>
-    <w:lsdException w:name="Grid Table 3" w:semiHidden="1" w:unhideWhenUsed="1"/>
     <w:lsdException w:name="Grid Table 4" w:uiPriority="49"/>
     <w:lsdException w:name="Grid Table 5 Dark" w:uiPriority="50"/>
     <w:lsdException w:name="Grid Table 6 Colorful" w:uiPriority="51"/>
@@ -13097,7 +13087,7 @@
 </file>
 
 <file path=customXml/itemProps1.xml><?xml version="1.0" encoding="utf-8"?>
-<ds:datastoreItem xmlns:ds="http://schemas.openxmlformats.org/officeDocument/2006/customXml" ds:itemID="{339345F9-5F3C-4AD1-8206-0BCF9EB81845}">
+<ds:datastoreItem xmlns:ds="http://schemas.openxmlformats.org/officeDocument/2006/customXml" ds:itemID="{600C1245-8015-46DD-B846-606228671F35}">
   <ds:schemaRefs>
     <ds:schemaRef ds:uri="http://schemas.openxmlformats.org/officeDocument/2006/bibliography"/>
   </ds:schemaRefs>
